--- a/model_fitting/2010 2/Count_Data_Analysis_Report.docx
+++ b/model_fitting/2010 2/Count_Data_Analysis_Report.docx
@@ -12,7 +12,7 @@
     </w:p>
     <w:p>
       <w:r>
-        <w:t>Generated on: 2026-05-06 04:23:35</w:t>
+        <w:t>Generated on: 2026-05-07 21:51:37</w:t>
       </w:r>
     </w:p>
     <w:p>
